--- a/Гавлев_Джалилова_Отчёт_2.docx
+++ b/Гавлев_Джалилова_Отчёт_2.docx
@@ -2752,7 +2752,7 @@
           <w:rFonts w:eastAsia="Times New Roman" w:cs="Times New Roman"/>
           <w:szCs w:val="28"/>
         </w:rPr>
-        <w:t>2</w:t>
+        <w:t>0</w:t>
       </w:r>
     </w:p>
     <w:p>
@@ -2798,7 +2798,7 @@
           <w:rFonts w:eastAsia="Times New Roman" w:cs="Times New Roman"/>
           <w:szCs w:val="28"/>
         </w:rPr>
-        <w:t>2</w:t>
+        <w:t>0</w:t>
       </w:r>
       <w:r>
         <w:rPr>
@@ -2833,7 +2833,14 @@
           <w:rFonts w:eastAsia="Times New Roman" w:cs="Times New Roman"/>
           <w:szCs w:val="28"/>
         </w:rPr>
-        <w:t>0,393</w:t>
+        <w:t>0,3</w:t>
+      </w:r>
+      <w:r>
+        <w:rPr>
+          <w:rFonts w:eastAsia="Times New Roman" w:cs="Times New Roman"/>
+          <w:szCs w:val="28"/>
+        </w:rPr>
+        <w:t>57</w:t>
       </w:r>
       <w:r>
         <w:rPr>
@@ -2872,7 +2879,21 @@
           <w:rFonts w:eastAsia="Times New Roman" w:cs="Times New Roman"/>
           <w:szCs w:val="28"/>
         </w:rPr>
-        <w:t xml:space="preserve"> = 4.</w:t>
+        <w:t xml:space="preserve"> = </w:t>
+      </w:r>
+      <w:r>
+        <w:rPr>
+          <w:rFonts w:eastAsia="Times New Roman" w:cs="Times New Roman"/>
+          <w:szCs w:val="28"/>
+        </w:rPr>
+        <w:t>3</w:t>
+      </w:r>
+      <w:r>
+        <w:rPr>
+          <w:rFonts w:eastAsia="Times New Roman" w:cs="Times New Roman"/>
+          <w:szCs w:val="28"/>
+        </w:rPr>
+        <w:t>.</w:t>
       </w:r>
     </w:p>
     <w:p>
@@ -3550,6 +3571,7 @@
         <w:rPr>
           <w:rFonts w:eastAsia="Times New Roman" w:cs="Times New Roman"/>
           <w:szCs w:val="28"/>
+          <w:lang w:val="en-US"/>
         </w:rPr>
       </w:pPr>
       <w:r>
@@ -3557,12 +3579,14 @@
           <w:rFonts w:eastAsia="Times New Roman" w:cs="Times New Roman"/>
           <w:noProof/>
           <w:szCs w:val="28"/>
+          <w:lang w:val="en-US"/>
+          <w14:ligatures w14:val="standardContextual"/>
         </w:rPr>
         <w:drawing>
-          <wp:inline distT="0" distB="0" distL="0" distR="0" wp14:anchorId="68A047B0" wp14:editId="2EE7E233">
-            <wp:extent cx="5939790" cy="1282700"/>
+          <wp:inline distT="0" distB="0" distL="0" distR="0" wp14:anchorId="716AB37B" wp14:editId="18030383">
+            <wp:extent cx="5939790" cy="1223010"/>
             <wp:effectExtent l="0" t="0" r="3810" b="0"/>
-            <wp:docPr id="1" name="Рисунок 1"/>
+            <wp:docPr id="5" name="Рисунок 5"/>
             <wp:cNvGraphicFramePr>
               <a:graphicFrameLocks xmlns:a="http://schemas.openxmlformats.org/drawingml/2006/main" noChangeAspect="1"/>
             </wp:cNvGraphicFramePr>
@@ -3570,11 +3594,17 @@
               <a:graphicData uri="http://schemas.openxmlformats.org/drawingml/2006/picture">
                 <pic:pic xmlns:pic="http://schemas.openxmlformats.org/drawingml/2006/picture">
                   <pic:nvPicPr>
-                    <pic:cNvPr id="1" name=""/>
+                    <pic:cNvPr id="5" name="Рисунок 5"/>
                     <pic:cNvPicPr/>
                   </pic:nvPicPr>
                   <pic:blipFill>
-                    <a:blip r:embed="rId9"/>
+                    <a:blip r:embed="rId9">
+                      <a:extLst>
+                        <a:ext uri="{28A0092B-C50C-407E-A947-70E740481C1C}">
+                          <a14:useLocalDpi xmlns:a14="http://schemas.microsoft.com/office/drawing/2010/main" val="0"/>
+                        </a:ext>
+                      </a:extLst>
+                    </a:blip>
                     <a:stretch>
                       <a:fillRect/>
                     </a:stretch>
@@ -3582,7 +3612,7 @@
                   <pic:spPr>
                     <a:xfrm>
                       <a:off x="0" y="0"/>
-                      <a:ext cx="5939790" cy="1282700"/>
+                      <a:ext cx="5939790" cy="1223010"/>
                     </a:xfrm>
                     <a:prstGeom prst="rect">
                       <a:avLst/>
